--- a/Interview-questions/Interview _COBOL.docx
+++ b/Interview-questions/Interview _COBOL.docx
@@ -1972,17 +1972,21 @@
         <w:ind w:left="2160"/>
         <w:rPr>
           <w:rFonts w:eastAsia="Times New Roman" w:cstheme="minorHAnsi"/>
-          <w:color w:val="000000"/>
-          <w:kern w:val="0"/>
-          <w:sz w:val="24"/>
-          <w:szCs w:val="24"/>
-          <w:lang w:eastAsia="en-IN"/>
-          <w14:ligatures w14:val="none"/>
-        </w:rPr>
-      </w:pPr>
-      <w:r>
-        <w:rPr>
-          <w:rFonts w:eastAsia="Times New Roman" w:cstheme="minorHAnsi"/>
+          <w:b/>
+          <w:bCs/>
+          <w:color w:val="000000"/>
+          <w:kern w:val="0"/>
+          <w:sz w:val="24"/>
+          <w:szCs w:val="24"/>
+          <w:lang w:eastAsia="en-IN"/>
+          <w14:ligatures w14:val="none"/>
+        </w:rPr>
+      </w:pPr>
+      <w:r>
+        <w:rPr>
+          <w:rFonts w:eastAsia="Times New Roman" w:cstheme="minorHAnsi"/>
+          <w:b/>
+          <w:bCs/>
           <w:color w:val="000000"/>
           <w:kern w:val="0"/>
           <w:sz w:val="24"/>
@@ -2001,17 +2005,21 @@
         <w:ind w:left="2160"/>
         <w:rPr>
           <w:rFonts w:eastAsia="Times New Roman" w:cstheme="minorHAnsi"/>
-          <w:color w:val="000000"/>
-          <w:kern w:val="0"/>
-          <w:sz w:val="24"/>
-          <w:szCs w:val="24"/>
-          <w:lang w:eastAsia="en-IN"/>
-          <w14:ligatures w14:val="none"/>
-        </w:rPr>
-      </w:pPr>
-      <w:r>
-        <w:rPr>
-          <w:rFonts w:eastAsia="Times New Roman" w:cstheme="minorHAnsi"/>
+          <w:b/>
+          <w:bCs/>
+          <w:color w:val="000000"/>
+          <w:kern w:val="0"/>
+          <w:sz w:val="24"/>
+          <w:szCs w:val="24"/>
+          <w:lang w:eastAsia="en-IN"/>
+          <w14:ligatures w14:val="none"/>
+        </w:rPr>
+      </w:pPr>
+      <w:r>
+        <w:rPr>
+          <w:rFonts w:eastAsia="Times New Roman" w:cstheme="minorHAnsi"/>
+          <w:b/>
+          <w:bCs/>
           <w:color w:val="000000"/>
           <w:kern w:val="0"/>
           <w:sz w:val="24"/>
@@ -2030,17 +2038,21 @@
         <w:ind w:left="2160"/>
         <w:rPr>
           <w:rFonts w:eastAsia="Times New Roman" w:cstheme="minorHAnsi"/>
-          <w:color w:val="000000"/>
-          <w:kern w:val="0"/>
-          <w:sz w:val="24"/>
-          <w:szCs w:val="24"/>
-          <w:lang w:eastAsia="en-IN"/>
-          <w14:ligatures w14:val="none"/>
-        </w:rPr>
-      </w:pPr>
-      <w:r>
-        <w:rPr>
-          <w:rFonts w:eastAsia="Times New Roman" w:cstheme="minorHAnsi"/>
+          <w:b/>
+          <w:bCs/>
+          <w:color w:val="000000"/>
+          <w:kern w:val="0"/>
+          <w:sz w:val="24"/>
+          <w:szCs w:val="24"/>
+          <w:lang w:eastAsia="en-IN"/>
+          <w14:ligatures w14:val="none"/>
+        </w:rPr>
+      </w:pPr>
+      <w:r>
+        <w:rPr>
+          <w:rFonts w:eastAsia="Times New Roman" w:cstheme="minorHAnsi"/>
+          <w:b/>
+          <w:bCs/>
           <w:color w:val="000000"/>
           <w:kern w:val="0"/>
           <w:sz w:val="24"/>
@@ -4271,7 +4283,7 @@
           <w14:ligatures w14:val="none"/>
         </w:rPr>
         <w:noBreakHyphen/>
-        <w:t xml:space="preserve">in and force me to merge my changes with the latest version. I use the tool’s compare/diff function to ensure my updates and the other developers' updates are both preserved. Only after resolving conflicts </w:t>
+        <w:t xml:space="preserve">in and force me to merge my changes with the latest version. I use the tool’s compare/diff function to ensure my updates and the other developers' updates are both preserved. Only after resolving </w:t>
       </w:r>
       <w:proofErr w:type="gramStart"/>
       <w:r>
@@ -4284,7 +4296,7 @@
           <w:lang w:eastAsia="en-IN"/>
           <w14:ligatures w14:val="none"/>
         </w:rPr>
-        <w:t>do</w:t>
+        <w:t>conflicts</w:t>
       </w:r>
       <w:proofErr w:type="gramEnd"/>
       <w:r>
@@ -8822,6 +8834,20 @@
         </w:rPr>
         <w:t>between both files. If it is matching then we need to perform calculation and write into output file. Give an algorithm for this program.</w:t>
       </w:r>
+      <w:r>
+        <w:rPr>
+          <w:rFonts w:eastAsia="Times New Roman" w:cstheme="minorHAnsi"/>
+          <w:b/>
+          <w:bCs/>
+          <w:color w:val="000000"/>
+          <w:kern w:val="0"/>
+          <w:sz w:val="24"/>
+          <w:szCs w:val="24"/>
+          <w:lang w:eastAsia="en-IN"/>
+          <w14:ligatures w14:val="none"/>
+        </w:rPr>
+        <w:t xml:space="preserve"> </w:t>
+      </w:r>
     </w:p>
     <w:p>
       <w:pPr>
@@ -8831,6 +8857,38 @@
           <w:numId w:val="1"/>
         </w:numPr>
         <w:shd w:val="clear" w:color="auto" w:fill="FFFFFF"/>
+        <w:spacing w:after="0" w:line="240" w:lineRule="auto"/>
+        <w:rPr>
+          <w:rFonts w:eastAsia="Times New Roman" w:cstheme="minorHAnsi"/>
+          <w:color w:val="000000"/>
+          <w:kern w:val="0"/>
+          <w:sz w:val="24"/>
+          <w:szCs w:val="24"/>
+          <w:lang w:eastAsia="en-IN"/>
+          <w14:ligatures w14:val="none"/>
+        </w:rPr>
+      </w:pPr>
+      <w:r>
+        <w:rPr>
+          <w:rFonts w:eastAsia="Times New Roman" w:cstheme="minorHAnsi"/>
+          <w:color w:val="000000"/>
+          <w:kern w:val="0"/>
+          <w:sz w:val="24"/>
+          <w:szCs w:val="24"/>
+          <w:lang w:eastAsia="en-IN"/>
+          <w14:ligatures w14:val="none"/>
+        </w:rPr>
+        <w:t>Apply Look-up logic</w:t>
+      </w:r>
+    </w:p>
+    <w:p>
+      <w:pPr>
+        <w:pStyle w:val="ListParagraph"/>
+        <w:numPr>
+          <w:ilvl w:val="1"/>
+          <w:numId w:val="1"/>
+        </w:numPr>
+        <w:shd w:val="clear" w:color="auto" w:fill="FFFFFF"/>
         <w:spacing w:after="0"/>
         <w:rPr>
           <w:rFonts w:eastAsia="Times New Roman" w:cstheme="minorHAnsi"/>
@@ -8916,7 +8974,31 @@
           <w:lang w:eastAsia="en-IN"/>
           <w14:ligatures w14:val="none"/>
         </w:rPr>
-        <w:t>Store records in memory (array / table / hash structure)</w:t>
+        <w:t>Store records in memory (array /</w:t>
+      </w:r>
+      <w:r>
+        <w:rPr>
+          <w:rFonts w:eastAsia="Times New Roman" w:cstheme="minorHAnsi"/>
+          <w:color w:val="000000"/>
+          <w:kern w:val="0"/>
+          <w:sz w:val="24"/>
+          <w:szCs w:val="24"/>
+          <w:lang w:eastAsia="en-IN"/>
+          <w14:ligatures w14:val="none"/>
+        </w:rPr>
+        <w:tab/>
+      </w:r>
+      <w:r>
+        <w:rPr>
+          <w:rFonts w:eastAsia="Times New Roman" w:cstheme="minorHAnsi"/>
+          <w:color w:val="000000"/>
+          <w:kern w:val="0"/>
+          <w:sz w:val="24"/>
+          <w:szCs w:val="24"/>
+          <w:lang w:eastAsia="en-IN"/>
+          <w14:ligatures w14:val="none"/>
+        </w:rPr>
+        <w:t xml:space="preserve"> table / hash structure)</w:t>
       </w:r>
     </w:p>
     <w:p>
@@ -9977,6 +10059,7 @@
           <w:lang w:eastAsia="en-US"/>
           <w14:ligatures w14:val="standardContextual"/>
         </w:rPr>
+        <w:lastRenderedPageBreak/>
         <w:t>One atomic transaction</w:t>
       </w:r>
     </w:p>
@@ -10001,7 +10084,6 @@
           <w:lang w:eastAsia="en-US"/>
           <w14:ligatures w14:val="standardContextual"/>
         </w:rPr>
-        <w:lastRenderedPageBreak/>
         <w:t>Either all DB updates commit or all rollback</w:t>
       </w:r>
     </w:p>
@@ -11128,6 +11210,7 @@
           <w:sz w:val="24"/>
           <w:szCs w:val="24"/>
         </w:rPr>
+        <w:lastRenderedPageBreak/>
         <w:t>//           SPACE=(</w:t>
       </w:r>
       <w:proofErr w:type="gramStart"/>
@@ -11183,7 +11266,6 @@
           <w:sz w:val="24"/>
           <w:szCs w:val="24"/>
         </w:rPr>
-        <w:lastRenderedPageBreak/>
         <w:t>//OUT2   DD DSN=OUTPUT.FILE</w:t>
       </w:r>
       <w:proofErr w:type="gramStart"/>
@@ -12594,7 +12676,6 @@
           <w:sz w:val="24"/>
           <w:szCs w:val="24"/>
         </w:rPr>
-        <w:lastRenderedPageBreak/>
         <w:t>Remove leading and trailing spaces from string</w:t>
       </w:r>
     </w:p>
@@ -16889,15 +16970,7 @@
           <w:sz w:val="24"/>
           <w:szCs w:val="24"/>
         </w:rPr>
-        <w:t>it</w:t>
-      </w:r>
-      <w:r>
-        <w:rPr>
-          <w:rFonts w:cstheme="minorHAnsi"/>
-          <w:sz w:val="24"/>
-          <w:szCs w:val="24"/>
-        </w:rPr>
-        <w:t xml:space="preserve"> can only be modified using the SET statement because it represents an </w:t>
+        <w:t xml:space="preserve">it can only be modified using the SET statement because it represents an </w:t>
       </w:r>
       <w:r>
         <w:rPr>
@@ -16995,9 +17068,195 @@
           <w:sz w:val="24"/>
           <w:szCs w:val="24"/>
         </w:rPr>
-        <w:t>Can we declare occurs clause with descending and how</w:t>
-      </w:r>
-      <w:r>
+        <w:t>Can we declare occurs clause with descending and how?</w:t>
+      </w:r>
+    </w:p>
+    <w:p>
+      <w:pPr>
+        <w:pStyle w:val="ListParagraph"/>
+        <w:numPr>
+          <w:ilvl w:val="1"/>
+          <w:numId w:val="1"/>
+        </w:numPr>
+        <w:spacing w:after="0"/>
+        <w:rPr>
+          <w:rFonts w:cstheme="minorHAnsi"/>
+          <w:sz w:val="24"/>
+          <w:szCs w:val="24"/>
+        </w:rPr>
+      </w:pPr>
+      <w:r>
+        <w:rPr>
+          <w:rFonts w:cstheme="minorHAnsi"/>
+          <w:sz w:val="24"/>
+          <w:szCs w:val="24"/>
+        </w:rPr>
+        <w:t>Yes, we can declare OCCURS with DESCENDING KEY in COBOL, but it is used only when the table is searched using SEARCH ALL (binary search).</w:t>
+      </w:r>
+    </w:p>
+    <w:p>
+      <w:pPr>
+        <w:pStyle w:val="ListParagraph"/>
+        <w:numPr>
+          <w:ilvl w:val="1"/>
+          <w:numId w:val="1"/>
+        </w:numPr>
+        <w:spacing w:after="0"/>
+        <w:rPr>
+          <w:rFonts w:cstheme="minorHAnsi"/>
+          <w:sz w:val="24"/>
+          <w:szCs w:val="24"/>
+        </w:rPr>
+      </w:pPr>
+      <w:r>
+        <w:rPr>
+          <w:rFonts w:cstheme="minorHAnsi"/>
+          <w:sz w:val="24"/>
+          <w:szCs w:val="24"/>
+        </w:rPr>
+        <w:t>01 EMP-TABLE.</w:t>
+      </w:r>
+      <w:r>
+        <w:rPr>
+          <w:rFonts w:cstheme="minorHAnsi"/>
+          <w:sz w:val="24"/>
+          <w:szCs w:val="24"/>
+        </w:rPr>
+        <w:br/>
+      </w:r>
+      <w:r>
+        <w:rPr>
+          <w:rFonts w:cstheme="minorHAnsi"/>
+          <w:sz w:val="24"/>
+          <w:szCs w:val="24"/>
+        </w:rPr>
+        <w:t xml:space="preserve">    </w:t>
+      </w:r>
+      <w:r>
+        <w:rPr>
+          <w:rFonts w:cstheme="minorHAnsi"/>
+          <w:sz w:val="24"/>
+          <w:szCs w:val="24"/>
+        </w:rPr>
+        <w:t>05 EMP-REC OCCURS 5 TIMES</w:t>
+      </w:r>
+      <w:r>
+        <w:rPr>
+          <w:rFonts w:cstheme="minorHAnsi"/>
+          <w:sz w:val="24"/>
+          <w:szCs w:val="24"/>
+        </w:rPr>
+        <w:br/>
+      </w:r>
+      <w:r>
+        <w:rPr>
+          <w:rFonts w:cstheme="minorHAnsi"/>
+          <w:sz w:val="24"/>
+          <w:szCs w:val="24"/>
+        </w:rPr>
+        <w:t xml:space="preserve">         </w:t>
+      </w:r>
+      <w:r>
+        <w:rPr>
+          <w:rFonts w:cstheme="minorHAnsi"/>
+          <w:sz w:val="24"/>
+          <w:szCs w:val="24"/>
+        </w:rPr>
+        <w:t>DESCENDING KEY IS EMP-SALARY</w:t>
+      </w:r>
+      <w:r>
+        <w:rPr>
+          <w:rFonts w:cstheme="minorHAnsi"/>
+          <w:sz w:val="24"/>
+          <w:szCs w:val="24"/>
+        </w:rPr>
+        <w:br/>
+      </w:r>
+      <w:r>
+        <w:rPr>
+          <w:rFonts w:cstheme="minorHAnsi"/>
+          <w:sz w:val="24"/>
+          <w:szCs w:val="24"/>
+        </w:rPr>
+        <w:t xml:space="preserve">         </w:t>
+      </w:r>
+      <w:r>
+        <w:rPr>
+          <w:rFonts w:cstheme="minorHAnsi"/>
+          <w:sz w:val="24"/>
+          <w:szCs w:val="24"/>
+        </w:rPr>
+        <w:t>INDEXED BY EMP-IDX.</w:t>
+      </w:r>
+      <w:r>
+        <w:rPr>
+          <w:rFonts w:cstheme="minorHAnsi"/>
+          <w:sz w:val="24"/>
+          <w:szCs w:val="24"/>
+        </w:rPr>
+        <w:br/>
+      </w:r>
+      <w:r>
+        <w:rPr>
+          <w:rFonts w:cstheme="minorHAnsi"/>
+          <w:sz w:val="24"/>
+          <w:szCs w:val="24"/>
+        </w:rPr>
+        <w:t xml:space="preserve">    </w:t>
+      </w:r>
+      <w:r>
+        <w:rPr>
+          <w:rFonts w:cstheme="minorHAnsi"/>
+          <w:sz w:val="24"/>
+          <w:szCs w:val="24"/>
+        </w:rPr>
+        <w:t>10 EMP-ID PIC 9(5).</w:t>
+      </w:r>
+      <w:r>
+        <w:rPr>
+          <w:rFonts w:cstheme="minorHAnsi"/>
+          <w:sz w:val="24"/>
+          <w:szCs w:val="24"/>
+        </w:rPr>
+        <w:br/>
+      </w:r>
+      <w:r>
+        <w:rPr>
+          <w:rFonts w:cstheme="minorHAnsi"/>
+          <w:sz w:val="24"/>
+          <w:szCs w:val="24"/>
+        </w:rPr>
+        <w:t xml:space="preserve">    </w:t>
+      </w:r>
+      <w:r>
+        <w:rPr>
+          <w:rFonts w:cstheme="minorHAnsi"/>
+          <w:sz w:val="24"/>
+          <w:szCs w:val="24"/>
+        </w:rPr>
+        <w:t>10 EMP-SALARY PIC 9(7).</w:t>
+      </w:r>
+    </w:p>
+    <w:p>
+      <w:pPr>
+        <w:pStyle w:val="ListParagraph"/>
+        <w:spacing w:after="0"/>
+        <w:ind w:left="1440"/>
+        <w:rPr>
+          <w:rFonts w:cstheme="minorHAnsi"/>
+          <w:sz w:val="24"/>
+          <w:szCs w:val="24"/>
+        </w:rPr>
+      </w:pPr>
+    </w:p>
+    <w:p>
+      <w:pPr>
+        <w:pStyle w:val="ListParagraph"/>
+        <w:numPr>
+          <w:ilvl w:val="0"/>
+          <w:numId w:val="1"/>
+        </w:numPr>
+        <w:spacing w:after="0"/>
         <w:rPr>
           <w:rFonts w:cstheme="minorHAnsi"/>
           <w:b/>
@@ -17005,195 +17264,8 @@
           <w:sz w:val="24"/>
           <w:szCs w:val="24"/>
         </w:rPr>
-        <w:t>?</w:t>
-      </w:r>
-    </w:p>
-    <w:p>
-      <w:pPr>
-        <w:pStyle w:val="ListParagraph"/>
-        <w:numPr>
-          <w:ilvl w:val="1"/>
-          <w:numId w:val="1"/>
-        </w:numPr>
-        <w:spacing w:after="0"/>
-        <w:rPr>
-          <w:rFonts w:cstheme="minorHAnsi"/>
-          <w:sz w:val="24"/>
-          <w:szCs w:val="24"/>
-        </w:rPr>
-      </w:pPr>
-      <w:r>
-        <w:rPr>
-          <w:rFonts w:cstheme="minorHAnsi"/>
-          <w:sz w:val="24"/>
-          <w:szCs w:val="24"/>
-        </w:rPr>
-        <w:t>Yes, we can declare OCCURS with DESCENDING KEY in COBOL, but it is used only when the table is searched using SEARCH ALL (binary search).</w:t>
-      </w:r>
-    </w:p>
-    <w:p>
-      <w:pPr>
-        <w:pStyle w:val="ListParagraph"/>
-        <w:numPr>
-          <w:ilvl w:val="1"/>
-          <w:numId w:val="1"/>
-        </w:numPr>
-        <w:spacing w:after="0"/>
-        <w:rPr>
-          <w:rFonts w:cstheme="minorHAnsi"/>
-          <w:sz w:val="24"/>
-          <w:szCs w:val="24"/>
-        </w:rPr>
-      </w:pPr>
-      <w:r>
-        <w:rPr>
-          <w:rFonts w:cstheme="minorHAnsi"/>
-          <w:sz w:val="24"/>
-          <w:szCs w:val="24"/>
-        </w:rPr>
-        <w:t>01 EMP-TABLE.</w:t>
-      </w:r>
-      <w:r>
-        <w:rPr>
-          <w:rFonts w:cstheme="minorHAnsi"/>
-          <w:sz w:val="24"/>
-          <w:szCs w:val="24"/>
-        </w:rPr>
-        <w:br/>
-      </w:r>
-      <w:r>
-        <w:rPr>
-          <w:rFonts w:cstheme="minorHAnsi"/>
-          <w:sz w:val="24"/>
-          <w:szCs w:val="24"/>
-        </w:rPr>
-        <w:t xml:space="preserve">    </w:t>
-      </w:r>
-      <w:r>
-        <w:rPr>
-          <w:rFonts w:cstheme="minorHAnsi"/>
-          <w:sz w:val="24"/>
-          <w:szCs w:val="24"/>
-        </w:rPr>
-        <w:t>05 EMP-REC OCCURS 5 TIMES</w:t>
-      </w:r>
-      <w:r>
-        <w:rPr>
-          <w:rFonts w:cstheme="minorHAnsi"/>
-          <w:sz w:val="24"/>
-          <w:szCs w:val="24"/>
-        </w:rPr>
-        <w:br/>
-      </w:r>
-      <w:r>
-        <w:rPr>
-          <w:rFonts w:cstheme="minorHAnsi"/>
-          <w:sz w:val="24"/>
-          <w:szCs w:val="24"/>
-        </w:rPr>
-        <w:t xml:space="preserve">         </w:t>
-      </w:r>
-      <w:r>
-        <w:rPr>
-          <w:rFonts w:cstheme="minorHAnsi"/>
-          <w:sz w:val="24"/>
-          <w:szCs w:val="24"/>
-        </w:rPr>
-        <w:t>DESCENDING KEY IS EMP-SALARY</w:t>
-      </w:r>
-      <w:r>
-        <w:rPr>
-          <w:rFonts w:cstheme="minorHAnsi"/>
-          <w:sz w:val="24"/>
-          <w:szCs w:val="24"/>
-        </w:rPr>
-        <w:br/>
-      </w:r>
-      <w:r>
-        <w:rPr>
-          <w:rFonts w:cstheme="minorHAnsi"/>
-          <w:sz w:val="24"/>
-          <w:szCs w:val="24"/>
-        </w:rPr>
-        <w:t xml:space="preserve">         </w:t>
-      </w:r>
-      <w:r>
-        <w:rPr>
-          <w:rFonts w:cstheme="minorHAnsi"/>
-          <w:sz w:val="24"/>
-          <w:szCs w:val="24"/>
-        </w:rPr>
-        <w:t>INDEXED BY EMP-IDX.</w:t>
-      </w:r>
-      <w:r>
-        <w:rPr>
-          <w:rFonts w:cstheme="minorHAnsi"/>
-          <w:sz w:val="24"/>
-          <w:szCs w:val="24"/>
-        </w:rPr>
-        <w:br/>
-      </w:r>
-      <w:r>
-        <w:rPr>
-          <w:rFonts w:cstheme="minorHAnsi"/>
-          <w:sz w:val="24"/>
-          <w:szCs w:val="24"/>
-        </w:rPr>
-        <w:t xml:space="preserve">    </w:t>
-      </w:r>
-      <w:r>
-        <w:rPr>
-          <w:rFonts w:cstheme="minorHAnsi"/>
-          <w:sz w:val="24"/>
-          <w:szCs w:val="24"/>
-        </w:rPr>
-        <w:t>10 EMP-ID PIC 9(5).</w:t>
-      </w:r>
-      <w:r>
-        <w:rPr>
-          <w:rFonts w:cstheme="minorHAnsi"/>
-          <w:sz w:val="24"/>
-          <w:szCs w:val="24"/>
-        </w:rPr>
-        <w:br/>
-      </w:r>
-      <w:r>
-        <w:rPr>
-          <w:rFonts w:cstheme="minorHAnsi"/>
-          <w:sz w:val="24"/>
-          <w:szCs w:val="24"/>
-        </w:rPr>
-        <w:t xml:space="preserve">    </w:t>
-      </w:r>
-      <w:r>
-        <w:rPr>
-          <w:rFonts w:cstheme="minorHAnsi"/>
-          <w:sz w:val="24"/>
-          <w:szCs w:val="24"/>
-        </w:rPr>
-        <w:t>10 EMP-SALARY PIC 9(7).</w:t>
-      </w:r>
-    </w:p>
-    <w:p>
-      <w:pPr>
-        <w:pStyle w:val="ListParagraph"/>
-        <w:spacing w:after="0"/>
-        <w:ind w:left="1440"/>
-        <w:rPr>
-          <w:rFonts w:cstheme="minorHAnsi"/>
-          <w:sz w:val="24"/>
-          <w:szCs w:val="24"/>
-        </w:rPr>
-      </w:pPr>
-    </w:p>
-    <w:p>
-      <w:pPr>
-        <w:pStyle w:val="ListParagraph"/>
-        <w:numPr>
-          <w:ilvl w:val="0"/>
-          <w:numId w:val="1"/>
-        </w:numPr>
-        <w:spacing w:after="0"/>
+      </w:pPr>
+      <w:r>
         <w:rPr>
           <w:rFonts w:cstheme="minorHAnsi"/>
           <w:b/>
@@ -17201,8 +17273,60 @@
           <w:sz w:val="24"/>
           <w:szCs w:val="24"/>
         </w:rPr>
-      </w:pPr>
-      <w:r>
+        <w:t>What is subscript?</w:t>
+      </w:r>
+    </w:p>
+    <w:p>
+      <w:pPr>
+        <w:pStyle w:val="ListParagraph"/>
+        <w:numPr>
+          <w:ilvl w:val="1"/>
+          <w:numId w:val="1"/>
+        </w:numPr>
+        <w:spacing w:after="0"/>
+        <w:rPr>
+          <w:rFonts w:cstheme="minorHAnsi"/>
+          <w:sz w:val="24"/>
+          <w:szCs w:val="24"/>
+        </w:rPr>
+      </w:pPr>
+      <w:r>
+        <w:rPr>
+          <w:rFonts w:cstheme="minorHAnsi"/>
+          <w:sz w:val="24"/>
+          <w:szCs w:val="24"/>
+        </w:rPr>
+        <w:t>A subscript is a numeric variable used to refer to a specific occurrence of a table element created using the OCCURS clause.</w:t>
+      </w:r>
+    </w:p>
+    <w:p>
+      <w:pPr>
+        <w:spacing w:after="0"/>
+        <w:rPr>
+          <w:rFonts w:cstheme="minorHAnsi"/>
+          <w:sz w:val="24"/>
+          <w:szCs w:val="24"/>
+        </w:rPr>
+      </w:pPr>
+    </w:p>
+    <w:p>
+      <w:pPr>
+        <w:spacing w:after="0"/>
+        <w:rPr>
+          <w:rFonts w:cstheme="minorHAnsi"/>
+          <w:sz w:val="24"/>
+          <w:szCs w:val="24"/>
+        </w:rPr>
+      </w:pPr>
+    </w:p>
+    <w:p>
+      <w:pPr>
+        <w:pStyle w:val="ListParagraph"/>
+        <w:numPr>
+          <w:ilvl w:val="0"/>
+          <w:numId w:val="1"/>
+        </w:numPr>
+        <w:spacing w:after="0"/>
         <w:rPr>
           <w:rFonts w:cstheme="minorHAnsi"/>
           <w:b/>
@@ -17210,60 +17334,8 @@
           <w:sz w:val="24"/>
           <w:szCs w:val="24"/>
         </w:rPr>
-        <w:t>What is subscript?</w:t>
-      </w:r>
-    </w:p>
-    <w:p>
-      <w:pPr>
-        <w:pStyle w:val="ListParagraph"/>
-        <w:numPr>
-          <w:ilvl w:val="1"/>
-          <w:numId w:val="1"/>
-        </w:numPr>
-        <w:spacing w:after="0"/>
-        <w:rPr>
-          <w:rFonts w:cstheme="minorHAnsi"/>
-          <w:sz w:val="24"/>
-          <w:szCs w:val="24"/>
-        </w:rPr>
-      </w:pPr>
-      <w:r>
-        <w:rPr>
-          <w:rFonts w:cstheme="minorHAnsi"/>
-          <w:sz w:val="24"/>
-          <w:szCs w:val="24"/>
-        </w:rPr>
-        <w:t>A subscript is a numeric variable used to refer to a specific occurrence of a table element created using the OCCURS clause.</w:t>
-      </w:r>
-    </w:p>
-    <w:p>
-      <w:pPr>
-        <w:spacing w:after="0"/>
-        <w:rPr>
-          <w:rFonts w:cstheme="minorHAnsi"/>
-          <w:sz w:val="24"/>
-          <w:szCs w:val="24"/>
-        </w:rPr>
-      </w:pPr>
-    </w:p>
-    <w:p>
-      <w:pPr>
-        <w:spacing w:after="0"/>
-        <w:rPr>
-          <w:rFonts w:cstheme="minorHAnsi"/>
-          <w:sz w:val="24"/>
-          <w:szCs w:val="24"/>
-        </w:rPr>
-      </w:pPr>
-    </w:p>
-    <w:p>
-      <w:pPr>
-        <w:pStyle w:val="ListParagraph"/>
-        <w:numPr>
-          <w:ilvl w:val="0"/>
-          <w:numId w:val="1"/>
-        </w:numPr>
-        <w:spacing w:after="0"/>
+      </w:pPr>
+      <w:r>
         <w:rPr>
           <w:rFonts w:cstheme="minorHAnsi"/>
           <w:b/>
@@ -17271,37 +17343,8 @@
           <w:sz w:val="24"/>
           <w:szCs w:val="24"/>
         </w:rPr>
-      </w:pPr>
-      <w:r>
-        <w:rPr>
-          <w:rFonts w:cstheme="minorHAnsi"/>
-          <w:b/>
-          <w:bCs/>
-          <w:sz w:val="24"/>
-          <w:szCs w:val="24"/>
-        </w:rPr>
         <w:lastRenderedPageBreak/>
-        <w:t>W</w:t>
-      </w:r>
-      <w:r>
-        <w:rPr>
-          <w:rFonts w:cstheme="minorHAnsi"/>
-          <w:b/>
-          <w:bCs/>
-          <w:sz w:val="24"/>
-          <w:szCs w:val="24"/>
-        </w:rPr>
-        <w:t>hen index var is mandatory</w:t>
-      </w:r>
-      <w:r>
-        <w:rPr>
-          <w:rFonts w:cstheme="minorHAnsi"/>
-          <w:b/>
-          <w:bCs/>
-          <w:sz w:val="24"/>
-          <w:szCs w:val="24"/>
-        </w:rPr>
-        <w:t>?</w:t>
+        <w:t>When index var is mandatory?</w:t>
       </w:r>
     </w:p>
     <w:p>
@@ -18255,6 +18298,17 @@
     <w:p>
       <w:pPr>
         <w:pStyle w:val="ListParagraph"/>
+        <w:spacing w:after="0"/>
+        <w:rPr>
+          <w:rFonts w:cstheme="minorHAnsi"/>
+          <w:sz w:val="24"/>
+          <w:szCs w:val="24"/>
+        </w:rPr>
+      </w:pPr>
+    </w:p>
+    <w:p>
+      <w:pPr>
+        <w:pStyle w:val="ListParagraph"/>
         <w:numPr>
           <w:ilvl w:val="0"/>
           <w:numId w:val="1"/>
@@ -18262,41 +18316,1311 @@
         <w:spacing w:after="0"/>
         <w:rPr>
           <w:rFonts w:cstheme="minorHAnsi"/>
-          <w:sz w:val="24"/>
-          <w:szCs w:val="24"/>
-        </w:rPr>
-      </w:pPr>
-      <w:r>
-        <w:rPr>
-          <w:rFonts w:cstheme="minorHAnsi"/>
-          <w:sz w:val="24"/>
-          <w:szCs w:val="24"/>
-        </w:rPr>
-        <w:t>A</w:t>
-      </w:r>
-    </w:p>
-    <w:p>
-      <w:pPr>
-        <w:pStyle w:val="ListParagraph"/>
-        <w:numPr>
-          <w:ilvl w:val="0"/>
-          <w:numId w:val="1"/>
-        </w:numPr>
-        <w:spacing w:after="0"/>
-        <w:rPr>
-          <w:rFonts w:cstheme="minorHAnsi"/>
-          <w:sz w:val="24"/>
-          <w:szCs w:val="24"/>
-        </w:rPr>
-      </w:pPr>
-      <w:r>
-        <w:rPr>
-          <w:rFonts w:cstheme="minorHAnsi"/>
-          <w:sz w:val="24"/>
-          <w:szCs w:val="24"/>
-        </w:rPr>
-        <w:t>A</w:t>
-      </w:r>
+          <w:b/>
+          <w:bCs/>
+          <w:sz w:val="24"/>
+          <w:szCs w:val="24"/>
+        </w:rPr>
+      </w:pPr>
+      <w:r>
+        <w:rPr>
+          <w:rFonts w:cstheme="minorHAnsi"/>
+          <w:b/>
+          <w:bCs/>
+          <w:sz w:val="24"/>
+          <w:szCs w:val="24"/>
+        </w:rPr>
+        <w:t>Important File Status:</w:t>
+      </w:r>
+    </w:p>
+    <w:tbl>
+      <w:tblPr>
+        <w:tblW w:w="0" w:type="auto"/>
+        <w:tblCellSpacing w:w="15" w:type="dxa"/>
+        <w:tblCellMar>
+          <w:top w:w="15" w:type="dxa"/>
+          <w:left w:w="15" w:type="dxa"/>
+          <w:bottom w:w="15" w:type="dxa"/>
+          <w:right w:w="15" w:type="dxa"/>
+        </w:tblCellMar>
+        <w:tblLook w:val="04A0" w:firstRow="1" w:lastRow="0" w:firstColumn="1" w:lastColumn="0" w:noHBand="0" w:noVBand="1"/>
+      </w:tblPr>
+      <w:tblGrid>
+        <w:gridCol w:w="1301"/>
+        <w:gridCol w:w="3117"/>
+        <w:gridCol w:w="3786"/>
+      </w:tblGrid>
+      <w:tr>
+        <w:trPr>
+          <w:tblHeader/>
+          <w:tblCellSpacing w:w="15" w:type="dxa"/>
+        </w:trPr>
+        <w:tc>
+          <w:tcPr>
+            <w:tcW w:w="0" w:type="auto"/>
+            <w:vAlign w:val="center"/>
+            <w:hideMark/>
+          </w:tcPr>
+          <w:p>
+            <w:pPr>
+              <w:pStyle w:val="ListParagraph"/>
+              <w:rPr>
+                <w:rFonts w:cstheme="minorHAnsi"/>
+                <w:b/>
+                <w:bCs/>
+                <w:sz w:val="24"/>
+                <w:szCs w:val="24"/>
+              </w:rPr>
+            </w:pPr>
+            <w:r>
+              <w:rPr>
+                <w:rFonts w:cstheme="minorHAnsi"/>
+                <w:b/>
+                <w:bCs/>
+                <w:sz w:val="24"/>
+                <w:szCs w:val="24"/>
+              </w:rPr>
+              <w:t>Code</w:t>
+            </w:r>
+          </w:p>
+        </w:tc>
+        <w:tc>
+          <w:tcPr>
+            <w:tcW w:w="0" w:type="auto"/>
+            <w:vAlign w:val="center"/>
+            <w:hideMark/>
+          </w:tcPr>
+          <w:p>
+            <w:pPr>
+              <w:pStyle w:val="ListParagraph"/>
+              <w:rPr>
+                <w:rFonts w:cstheme="minorHAnsi"/>
+                <w:b/>
+                <w:bCs/>
+                <w:sz w:val="24"/>
+                <w:szCs w:val="24"/>
+              </w:rPr>
+            </w:pPr>
+            <w:r>
+              <w:rPr>
+                <w:rFonts w:cstheme="minorHAnsi"/>
+                <w:b/>
+                <w:bCs/>
+                <w:sz w:val="24"/>
+                <w:szCs w:val="24"/>
+              </w:rPr>
+              <w:t>Meaning</w:t>
+            </w:r>
+          </w:p>
+        </w:tc>
+        <w:tc>
+          <w:tcPr>
+            <w:tcW w:w="0" w:type="auto"/>
+            <w:vAlign w:val="center"/>
+            <w:hideMark/>
+          </w:tcPr>
+          <w:p>
+            <w:pPr>
+              <w:pStyle w:val="ListParagraph"/>
+              <w:rPr>
+                <w:rFonts w:cstheme="minorHAnsi"/>
+                <w:b/>
+                <w:bCs/>
+                <w:sz w:val="24"/>
+                <w:szCs w:val="24"/>
+              </w:rPr>
+            </w:pPr>
+            <w:r>
+              <w:rPr>
+                <w:rFonts w:cstheme="minorHAnsi"/>
+                <w:b/>
+                <w:bCs/>
+                <w:sz w:val="24"/>
+                <w:szCs w:val="24"/>
+              </w:rPr>
+              <w:t>Scenario</w:t>
+            </w:r>
+          </w:p>
+        </w:tc>
+      </w:tr>
+      <w:tr>
+        <w:trPr>
+          <w:tblCellSpacing w:w="15" w:type="dxa"/>
+        </w:trPr>
+        <w:tc>
+          <w:tcPr>
+            <w:tcW w:w="0" w:type="auto"/>
+            <w:vAlign w:val="center"/>
+            <w:hideMark/>
+          </w:tcPr>
+          <w:p>
+            <w:pPr>
+              <w:pStyle w:val="ListParagraph"/>
+              <w:rPr>
+                <w:rFonts w:cstheme="minorHAnsi"/>
+                <w:sz w:val="24"/>
+                <w:szCs w:val="24"/>
+              </w:rPr>
+            </w:pPr>
+            <w:r>
+              <w:rPr>
+                <w:rFonts w:cstheme="minorHAnsi"/>
+                <w:b/>
+                <w:bCs/>
+                <w:sz w:val="24"/>
+                <w:szCs w:val="24"/>
+              </w:rPr>
+              <w:t>00</w:t>
+            </w:r>
+          </w:p>
+        </w:tc>
+        <w:tc>
+          <w:tcPr>
+            <w:tcW w:w="0" w:type="auto"/>
+            <w:vAlign w:val="center"/>
+            <w:hideMark/>
+          </w:tcPr>
+          <w:p>
+            <w:pPr>
+              <w:pStyle w:val="ListParagraph"/>
+              <w:rPr>
+                <w:rFonts w:cstheme="minorHAnsi"/>
+                <w:sz w:val="24"/>
+                <w:szCs w:val="24"/>
+              </w:rPr>
+            </w:pPr>
+            <w:r>
+              <w:rPr>
+                <w:rFonts w:cstheme="minorHAnsi"/>
+                <w:sz w:val="24"/>
+                <w:szCs w:val="24"/>
+              </w:rPr>
+              <w:t>Success</w:t>
+            </w:r>
+          </w:p>
+        </w:tc>
+        <w:tc>
+          <w:tcPr>
+            <w:tcW w:w="0" w:type="auto"/>
+            <w:vAlign w:val="center"/>
+            <w:hideMark/>
+          </w:tcPr>
+          <w:p>
+            <w:pPr>
+              <w:pStyle w:val="ListParagraph"/>
+              <w:rPr>
+                <w:rFonts w:cstheme="minorHAnsi"/>
+                <w:sz w:val="24"/>
+                <w:szCs w:val="24"/>
+              </w:rPr>
+            </w:pPr>
+            <w:r>
+              <w:rPr>
+                <w:rFonts w:cstheme="minorHAnsi"/>
+                <w:sz w:val="24"/>
+                <w:szCs w:val="24"/>
+              </w:rPr>
+              <w:t>Operation successful</w:t>
+            </w:r>
+          </w:p>
+        </w:tc>
+      </w:tr>
+      <w:tr>
+        <w:trPr>
+          <w:tblCellSpacing w:w="15" w:type="dxa"/>
+        </w:trPr>
+        <w:tc>
+          <w:tcPr>
+            <w:tcW w:w="0" w:type="auto"/>
+            <w:vAlign w:val="center"/>
+            <w:hideMark/>
+          </w:tcPr>
+          <w:p>
+            <w:pPr>
+              <w:pStyle w:val="ListParagraph"/>
+              <w:rPr>
+                <w:rFonts w:cstheme="minorHAnsi"/>
+                <w:sz w:val="24"/>
+                <w:szCs w:val="24"/>
+              </w:rPr>
+            </w:pPr>
+            <w:r>
+              <w:rPr>
+                <w:rFonts w:cstheme="minorHAnsi"/>
+                <w:b/>
+                <w:bCs/>
+                <w:sz w:val="24"/>
+                <w:szCs w:val="24"/>
+              </w:rPr>
+              <w:t>10</w:t>
+            </w:r>
+          </w:p>
+        </w:tc>
+        <w:tc>
+          <w:tcPr>
+            <w:tcW w:w="0" w:type="auto"/>
+            <w:vAlign w:val="center"/>
+            <w:hideMark/>
+          </w:tcPr>
+          <w:p>
+            <w:pPr>
+              <w:pStyle w:val="ListParagraph"/>
+              <w:rPr>
+                <w:rFonts w:cstheme="minorHAnsi"/>
+                <w:sz w:val="24"/>
+                <w:szCs w:val="24"/>
+              </w:rPr>
+            </w:pPr>
+            <w:r>
+              <w:rPr>
+                <w:rFonts w:cstheme="minorHAnsi"/>
+                <w:sz w:val="24"/>
+                <w:szCs w:val="24"/>
+              </w:rPr>
+              <w:t>End of File (EOF)</w:t>
+            </w:r>
+          </w:p>
+        </w:tc>
+        <w:tc>
+          <w:tcPr>
+            <w:tcW w:w="0" w:type="auto"/>
+            <w:vAlign w:val="center"/>
+            <w:hideMark/>
+          </w:tcPr>
+          <w:p>
+            <w:pPr>
+              <w:pStyle w:val="ListParagraph"/>
+              <w:rPr>
+                <w:rFonts w:cstheme="minorHAnsi"/>
+                <w:sz w:val="24"/>
+                <w:szCs w:val="24"/>
+              </w:rPr>
+            </w:pPr>
+            <w:r>
+              <w:rPr>
+                <w:rFonts w:cstheme="minorHAnsi"/>
+                <w:sz w:val="24"/>
+                <w:szCs w:val="24"/>
+              </w:rPr>
+              <w:t>READ reached end</w:t>
+            </w:r>
+          </w:p>
+        </w:tc>
+      </w:tr>
+      <w:tr>
+        <w:trPr>
+          <w:tblCellSpacing w:w="15" w:type="dxa"/>
+        </w:trPr>
+        <w:tc>
+          <w:tcPr>
+            <w:tcW w:w="0" w:type="auto"/>
+            <w:vAlign w:val="center"/>
+            <w:hideMark/>
+          </w:tcPr>
+          <w:p>
+            <w:pPr>
+              <w:pStyle w:val="ListParagraph"/>
+              <w:rPr>
+                <w:rFonts w:cstheme="minorHAnsi"/>
+                <w:sz w:val="24"/>
+                <w:szCs w:val="24"/>
+              </w:rPr>
+            </w:pPr>
+            <w:r>
+              <w:rPr>
+                <w:rFonts w:cstheme="minorHAnsi"/>
+                <w:b/>
+                <w:bCs/>
+                <w:sz w:val="24"/>
+                <w:szCs w:val="24"/>
+              </w:rPr>
+              <w:t>22</w:t>
+            </w:r>
+          </w:p>
+        </w:tc>
+        <w:tc>
+          <w:tcPr>
+            <w:tcW w:w="0" w:type="auto"/>
+            <w:vAlign w:val="center"/>
+            <w:hideMark/>
+          </w:tcPr>
+          <w:p>
+            <w:pPr>
+              <w:pStyle w:val="ListParagraph"/>
+              <w:rPr>
+                <w:rFonts w:cstheme="minorHAnsi"/>
+                <w:sz w:val="24"/>
+                <w:szCs w:val="24"/>
+              </w:rPr>
+            </w:pPr>
+            <w:r>
+              <w:rPr>
+                <w:rFonts w:cstheme="minorHAnsi"/>
+                <w:sz w:val="24"/>
+                <w:szCs w:val="24"/>
+              </w:rPr>
+              <w:t>Duplicate Key</w:t>
+            </w:r>
+          </w:p>
+        </w:tc>
+        <w:tc>
+          <w:tcPr>
+            <w:tcW w:w="0" w:type="auto"/>
+            <w:vAlign w:val="center"/>
+            <w:hideMark/>
+          </w:tcPr>
+          <w:p>
+            <w:pPr>
+              <w:pStyle w:val="ListParagraph"/>
+              <w:rPr>
+                <w:rFonts w:cstheme="minorHAnsi"/>
+                <w:sz w:val="24"/>
+                <w:szCs w:val="24"/>
+              </w:rPr>
+            </w:pPr>
+            <w:r>
+              <w:rPr>
+                <w:rFonts w:cstheme="minorHAnsi"/>
+                <w:sz w:val="24"/>
+                <w:szCs w:val="24"/>
+              </w:rPr>
+              <w:t>Insert duplicate primary key</w:t>
+            </w:r>
+          </w:p>
+        </w:tc>
+      </w:tr>
+      <w:tr>
+        <w:trPr>
+          <w:tblCellSpacing w:w="15" w:type="dxa"/>
+        </w:trPr>
+        <w:tc>
+          <w:tcPr>
+            <w:tcW w:w="0" w:type="auto"/>
+            <w:vAlign w:val="center"/>
+            <w:hideMark/>
+          </w:tcPr>
+          <w:p>
+            <w:pPr>
+              <w:pStyle w:val="ListParagraph"/>
+              <w:rPr>
+                <w:rFonts w:cstheme="minorHAnsi"/>
+                <w:sz w:val="24"/>
+                <w:szCs w:val="24"/>
+              </w:rPr>
+            </w:pPr>
+            <w:r>
+              <w:rPr>
+                <w:rFonts w:cstheme="minorHAnsi"/>
+                <w:b/>
+                <w:bCs/>
+                <w:sz w:val="24"/>
+                <w:szCs w:val="24"/>
+              </w:rPr>
+              <w:t>23</w:t>
+            </w:r>
+          </w:p>
+        </w:tc>
+        <w:tc>
+          <w:tcPr>
+            <w:tcW w:w="0" w:type="auto"/>
+            <w:vAlign w:val="center"/>
+            <w:hideMark/>
+          </w:tcPr>
+          <w:p>
+            <w:pPr>
+              <w:pStyle w:val="ListParagraph"/>
+              <w:rPr>
+                <w:rFonts w:cstheme="minorHAnsi"/>
+                <w:sz w:val="24"/>
+                <w:szCs w:val="24"/>
+              </w:rPr>
+            </w:pPr>
+            <w:r>
+              <w:rPr>
+                <w:rFonts w:cstheme="minorHAnsi"/>
+                <w:sz w:val="24"/>
+                <w:szCs w:val="24"/>
+              </w:rPr>
+              <w:t>Record Not Found</w:t>
+            </w:r>
+          </w:p>
+        </w:tc>
+        <w:tc>
+          <w:tcPr>
+            <w:tcW w:w="0" w:type="auto"/>
+            <w:vAlign w:val="center"/>
+            <w:hideMark/>
+          </w:tcPr>
+          <w:p>
+            <w:pPr>
+              <w:pStyle w:val="ListParagraph"/>
+              <w:rPr>
+                <w:rFonts w:cstheme="minorHAnsi"/>
+                <w:sz w:val="24"/>
+                <w:szCs w:val="24"/>
+              </w:rPr>
+            </w:pPr>
+            <w:r>
+              <w:rPr>
+                <w:rFonts w:cstheme="minorHAnsi"/>
+                <w:sz w:val="24"/>
+                <w:szCs w:val="24"/>
+              </w:rPr>
+              <w:t>Key not present</w:t>
+            </w:r>
+          </w:p>
+        </w:tc>
+      </w:tr>
+      <w:tr>
+        <w:trPr>
+          <w:tblCellSpacing w:w="15" w:type="dxa"/>
+        </w:trPr>
+        <w:tc>
+          <w:tcPr>
+            <w:tcW w:w="0" w:type="auto"/>
+            <w:vAlign w:val="center"/>
+            <w:hideMark/>
+          </w:tcPr>
+          <w:p>
+            <w:pPr>
+              <w:pStyle w:val="ListParagraph"/>
+              <w:rPr>
+                <w:rFonts w:cstheme="minorHAnsi"/>
+                <w:sz w:val="24"/>
+                <w:szCs w:val="24"/>
+              </w:rPr>
+            </w:pPr>
+            <w:r>
+              <w:rPr>
+                <w:rFonts w:cstheme="minorHAnsi"/>
+                <w:b/>
+                <w:bCs/>
+                <w:sz w:val="24"/>
+                <w:szCs w:val="24"/>
+              </w:rPr>
+              <w:t>35</w:t>
+            </w:r>
+          </w:p>
+        </w:tc>
+        <w:tc>
+          <w:tcPr>
+            <w:tcW w:w="0" w:type="auto"/>
+            <w:vAlign w:val="center"/>
+            <w:hideMark/>
+          </w:tcPr>
+          <w:p>
+            <w:pPr>
+              <w:pStyle w:val="ListParagraph"/>
+              <w:rPr>
+                <w:rFonts w:cstheme="minorHAnsi"/>
+                <w:sz w:val="24"/>
+                <w:szCs w:val="24"/>
+              </w:rPr>
+            </w:pPr>
+            <w:r>
+              <w:rPr>
+                <w:rFonts w:cstheme="minorHAnsi"/>
+                <w:sz w:val="24"/>
+                <w:szCs w:val="24"/>
+              </w:rPr>
+              <w:t>File Not Found</w:t>
+            </w:r>
+          </w:p>
+        </w:tc>
+        <w:tc>
+          <w:tcPr>
+            <w:tcW w:w="0" w:type="auto"/>
+            <w:vAlign w:val="center"/>
+            <w:hideMark/>
+          </w:tcPr>
+          <w:p>
+            <w:pPr>
+              <w:pStyle w:val="ListParagraph"/>
+              <w:rPr>
+                <w:rFonts w:cstheme="minorHAnsi"/>
+                <w:sz w:val="24"/>
+                <w:szCs w:val="24"/>
+              </w:rPr>
+            </w:pPr>
+            <w:r>
+              <w:rPr>
+                <w:rFonts w:cstheme="minorHAnsi"/>
+                <w:sz w:val="24"/>
+                <w:szCs w:val="24"/>
+              </w:rPr>
+              <w:t>File missing during OPEN</w:t>
+            </w:r>
+          </w:p>
+        </w:tc>
+      </w:tr>
+      <w:tr>
+        <w:trPr>
+          <w:tblCellSpacing w:w="15" w:type="dxa"/>
+        </w:trPr>
+        <w:tc>
+          <w:tcPr>
+            <w:tcW w:w="0" w:type="auto"/>
+            <w:vAlign w:val="center"/>
+            <w:hideMark/>
+          </w:tcPr>
+          <w:p>
+            <w:pPr>
+              <w:pStyle w:val="ListParagraph"/>
+              <w:rPr>
+                <w:rFonts w:cstheme="minorHAnsi"/>
+                <w:sz w:val="24"/>
+                <w:szCs w:val="24"/>
+              </w:rPr>
+            </w:pPr>
+            <w:r>
+              <w:rPr>
+                <w:rFonts w:cstheme="minorHAnsi"/>
+                <w:b/>
+                <w:bCs/>
+                <w:sz w:val="24"/>
+                <w:szCs w:val="24"/>
+              </w:rPr>
+              <w:t>37</w:t>
+            </w:r>
+          </w:p>
+        </w:tc>
+        <w:tc>
+          <w:tcPr>
+            <w:tcW w:w="0" w:type="auto"/>
+            <w:vAlign w:val="center"/>
+            <w:hideMark/>
+          </w:tcPr>
+          <w:p>
+            <w:pPr>
+              <w:pStyle w:val="ListParagraph"/>
+              <w:rPr>
+                <w:rFonts w:cstheme="minorHAnsi"/>
+                <w:sz w:val="24"/>
+                <w:szCs w:val="24"/>
+              </w:rPr>
+            </w:pPr>
+            <w:r>
+              <w:rPr>
+                <w:rFonts w:cstheme="minorHAnsi"/>
+                <w:sz w:val="24"/>
+                <w:szCs w:val="24"/>
+              </w:rPr>
+              <w:t>Open Mode Error</w:t>
+            </w:r>
+          </w:p>
+        </w:tc>
+        <w:tc>
+          <w:tcPr>
+            <w:tcW w:w="0" w:type="auto"/>
+            <w:vAlign w:val="center"/>
+            <w:hideMark/>
+          </w:tcPr>
+          <w:p>
+            <w:pPr>
+              <w:pStyle w:val="ListParagraph"/>
+              <w:rPr>
+                <w:rFonts w:cstheme="minorHAnsi"/>
+                <w:sz w:val="24"/>
+                <w:szCs w:val="24"/>
+              </w:rPr>
+            </w:pPr>
+            <w:r>
+              <w:rPr>
+                <w:rFonts w:cstheme="minorHAnsi"/>
+                <w:sz w:val="24"/>
+                <w:szCs w:val="24"/>
+              </w:rPr>
+              <w:t>Wrong open mode</w:t>
+            </w:r>
+          </w:p>
+        </w:tc>
+      </w:tr>
+      <w:tr>
+        <w:trPr>
+          <w:tblCellSpacing w:w="15" w:type="dxa"/>
+        </w:trPr>
+        <w:tc>
+          <w:tcPr>
+            <w:tcW w:w="0" w:type="auto"/>
+            <w:vAlign w:val="center"/>
+            <w:hideMark/>
+          </w:tcPr>
+          <w:p>
+            <w:pPr>
+              <w:pStyle w:val="ListParagraph"/>
+              <w:rPr>
+                <w:rFonts w:cstheme="minorHAnsi"/>
+                <w:sz w:val="24"/>
+                <w:szCs w:val="24"/>
+              </w:rPr>
+            </w:pPr>
+            <w:r>
+              <w:rPr>
+                <w:rFonts w:cstheme="minorHAnsi"/>
+                <w:b/>
+                <w:bCs/>
+                <w:sz w:val="24"/>
+                <w:szCs w:val="24"/>
+              </w:rPr>
+              <w:t>39</w:t>
+            </w:r>
+          </w:p>
+        </w:tc>
+        <w:tc>
+          <w:tcPr>
+            <w:tcW w:w="0" w:type="auto"/>
+            <w:vAlign w:val="center"/>
+            <w:hideMark/>
+          </w:tcPr>
+          <w:p>
+            <w:pPr>
+              <w:pStyle w:val="ListParagraph"/>
+              <w:rPr>
+                <w:rFonts w:cstheme="minorHAnsi"/>
+                <w:sz w:val="24"/>
+                <w:szCs w:val="24"/>
+              </w:rPr>
+            </w:pPr>
+            <w:r>
+              <w:rPr>
+                <w:rFonts w:cstheme="minorHAnsi"/>
+                <w:sz w:val="24"/>
+                <w:szCs w:val="24"/>
+              </w:rPr>
+              <w:t>Attribute Mismatch</w:t>
+            </w:r>
+          </w:p>
+        </w:tc>
+        <w:tc>
+          <w:tcPr>
+            <w:tcW w:w="0" w:type="auto"/>
+            <w:vAlign w:val="center"/>
+            <w:hideMark/>
+          </w:tcPr>
+          <w:p>
+            <w:pPr>
+              <w:pStyle w:val="ListParagraph"/>
+              <w:rPr>
+                <w:rFonts w:cstheme="minorHAnsi"/>
+                <w:sz w:val="24"/>
+                <w:szCs w:val="24"/>
+              </w:rPr>
+            </w:pPr>
+            <w:r>
+              <w:rPr>
+                <w:rFonts w:cstheme="minorHAnsi"/>
+                <w:sz w:val="24"/>
+                <w:szCs w:val="24"/>
+              </w:rPr>
+              <w:t>DCB/record mismatch</w:t>
+            </w:r>
+          </w:p>
+        </w:tc>
+      </w:tr>
+      <w:tr>
+        <w:trPr>
+          <w:tblCellSpacing w:w="15" w:type="dxa"/>
+        </w:trPr>
+        <w:tc>
+          <w:tcPr>
+            <w:tcW w:w="0" w:type="auto"/>
+            <w:vAlign w:val="center"/>
+            <w:hideMark/>
+          </w:tcPr>
+          <w:p>
+            <w:pPr>
+              <w:pStyle w:val="ListParagraph"/>
+              <w:rPr>
+                <w:rFonts w:cstheme="minorHAnsi"/>
+                <w:sz w:val="24"/>
+                <w:szCs w:val="24"/>
+              </w:rPr>
+            </w:pPr>
+            <w:r>
+              <w:rPr>
+                <w:rFonts w:cstheme="minorHAnsi"/>
+                <w:b/>
+                <w:bCs/>
+                <w:sz w:val="24"/>
+                <w:szCs w:val="24"/>
+              </w:rPr>
+              <w:lastRenderedPageBreak/>
+              <w:t>41</w:t>
+            </w:r>
+          </w:p>
+        </w:tc>
+        <w:tc>
+          <w:tcPr>
+            <w:tcW w:w="0" w:type="auto"/>
+            <w:vAlign w:val="center"/>
+            <w:hideMark/>
+          </w:tcPr>
+          <w:p>
+            <w:pPr>
+              <w:pStyle w:val="ListParagraph"/>
+              <w:rPr>
+                <w:rFonts w:cstheme="minorHAnsi"/>
+                <w:sz w:val="24"/>
+                <w:szCs w:val="24"/>
+              </w:rPr>
+            </w:pPr>
+            <w:r>
+              <w:rPr>
+                <w:rFonts w:cstheme="minorHAnsi"/>
+                <w:sz w:val="24"/>
+                <w:szCs w:val="24"/>
+              </w:rPr>
+              <w:t>File Already Open</w:t>
+            </w:r>
+          </w:p>
+        </w:tc>
+        <w:tc>
+          <w:tcPr>
+            <w:tcW w:w="0" w:type="auto"/>
+            <w:vAlign w:val="center"/>
+            <w:hideMark/>
+          </w:tcPr>
+          <w:p>
+            <w:pPr>
+              <w:pStyle w:val="ListParagraph"/>
+              <w:rPr>
+                <w:rFonts w:cstheme="minorHAnsi"/>
+                <w:sz w:val="24"/>
+                <w:szCs w:val="24"/>
+              </w:rPr>
+            </w:pPr>
+            <w:r>
+              <w:rPr>
+                <w:rFonts w:cstheme="minorHAnsi"/>
+                <w:sz w:val="24"/>
+                <w:szCs w:val="24"/>
+              </w:rPr>
+              <w:t>OPEN twice</w:t>
+            </w:r>
+          </w:p>
+        </w:tc>
+      </w:tr>
+      <w:tr>
+        <w:trPr>
+          <w:tblCellSpacing w:w="15" w:type="dxa"/>
+        </w:trPr>
+        <w:tc>
+          <w:tcPr>
+            <w:tcW w:w="0" w:type="auto"/>
+            <w:vAlign w:val="center"/>
+            <w:hideMark/>
+          </w:tcPr>
+          <w:p>
+            <w:pPr>
+              <w:pStyle w:val="ListParagraph"/>
+              <w:rPr>
+                <w:rFonts w:cstheme="minorHAnsi"/>
+                <w:sz w:val="24"/>
+                <w:szCs w:val="24"/>
+              </w:rPr>
+            </w:pPr>
+            <w:r>
+              <w:rPr>
+                <w:rFonts w:cstheme="minorHAnsi"/>
+                <w:b/>
+                <w:bCs/>
+                <w:sz w:val="24"/>
+                <w:szCs w:val="24"/>
+              </w:rPr>
+              <w:t>42</w:t>
+            </w:r>
+          </w:p>
+        </w:tc>
+        <w:tc>
+          <w:tcPr>
+            <w:tcW w:w="0" w:type="auto"/>
+            <w:vAlign w:val="center"/>
+            <w:hideMark/>
+          </w:tcPr>
+          <w:p>
+            <w:pPr>
+              <w:pStyle w:val="ListParagraph"/>
+              <w:rPr>
+                <w:rFonts w:cstheme="minorHAnsi"/>
+                <w:sz w:val="24"/>
+                <w:szCs w:val="24"/>
+              </w:rPr>
+            </w:pPr>
+            <w:r>
+              <w:rPr>
+                <w:rFonts w:cstheme="minorHAnsi"/>
+                <w:sz w:val="24"/>
+                <w:szCs w:val="24"/>
+              </w:rPr>
+              <w:t>File Already Closed</w:t>
+            </w:r>
+          </w:p>
+        </w:tc>
+        <w:tc>
+          <w:tcPr>
+            <w:tcW w:w="0" w:type="auto"/>
+            <w:vAlign w:val="center"/>
+            <w:hideMark/>
+          </w:tcPr>
+          <w:p>
+            <w:pPr>
+              <w:pStyle w:val="ListParagraph"/>
+              <w:rPr>
+                <w:rFonts w:cstheme="minorHAnsi"/>
+                <w:sz w:val="24"/>
+                <w:szCs w:val="24"/>
+              </w:rPr>
+            </w:pPr>
+            <w:r>
+              <w:rPr>
+                <w:rFonts w:cstheme="minorHAnsi"/>
+                <w:sz w:val="24"/>
+                <w:szCs w:val="24"/>
+              </w:rPr>
+              <w:t>CLOSE on closed file</w:t>
+            </w:r>
+          </w:p>
+        </w:tc>
+      </w:tr>
+      <w:tr>
+        <w:trPr>
+          <w:tblCellSpacing w:w="15" w:type="dxa"/>
+        </w:trPr>
+        <w:tc>
+          <w:tcPr>
+            <w:tcW w:w="0" w:type="auto"/>
+            <w:vAlign w:val="center"/>
+            <w:hideMark/>
+          </w:tcPr>
+          <w:p>
+            <w:pPr>
+              <w:pStyle w:val="ListParagraph"/>
+              <w:rPr>
+                <w:rFonts w:cstheme="minorHAnsi"/>
+                <w:sz w:val="24"/>
+                <w:szCs w:val="24"/>
+              </w:rPr>
+            </w:pPr>
+            <w:r>
+              <w:rPr>
+                <w:rFonts w:cstheme="minorHAnsi"/>
+                <w:b/>
+                <w:bCs/>
+                <w:sz w:val="24"/>
+                <w:szCs w:val="24"/>
+              </w:rPr>
+              <w:t>43</w:t>
+            </w:r>
+          </w:p>
+        </w:tc>
+        <w:tc>
+          <w:tcPr>
+            <w:tcW w:w="0" w:type="auto"/>
+            <w:vAlign w:val="center"/>
+            <w:hideMark/>
+          </w:tcPr>
+          <w:p>
+            <w:pPr>
+              <w:pStyle w:val="ListParagraph"/>
+              <w:rPr>
+                <w:rFonts w:cstheme="minorHAnsi"/>
+                <w:sz w:val="24"/>
+                <w:szCs w:val="24"/>
+              </w:rPr>
+            </w:pPr>
+            <w:r>
+              <w:rPr>
+                <w:rFonts w:cstheme="minorHAnsi"/>
+                <w:sz w:val="24"/>
+                <w:szCs w:val="24"/>
+              </w:rPr>
+              <w:t>Record Not Found (</w:t>
+            </w:r>
+            <w:proofErr w:type="spellStart"/>
+            <w:r>
+              <w:rPr>
+                <w:rFonts w:cstheme="minorHAnsi"/>
+                <w:sz w:val="24"/>
+                <w:szCs w:val="24"/>
+              </w:rPr>
+              <w:t>Seq</w:t>
+            </w:r>
+            <w:proofErr w:type="spellEnd"/>
+            <w:r>
+              <w:rPr>
+                <w:rFonts w:cstheme="minorHAnsi"/>
+                <w:sz w:val="24"/>
+                <w:szCs w:val="24"/>
+              </w:rPr>
+              <w:t>)</w:t>
+            </w:r>
+          </w:p>
+        </w:tc>
+        <w:tc>
+          <w:tcPr>
+            <w:tcW w:w="0" w:type="auto"/>
+            <w:vAlign w:val="center"/>
+            <w:hideMark/>
+          </w:tcPr>
+          <w:p>
+            <w:pPr>
+              <w:pStyle w:val="ListParagraph"/>
+              <w:rPr>
+                <w:rFonts w:cstheme="minorHAnsi"/>
+                <w:sz w:val="24"/>
+                <w:szCs w:val="24"/>
+              </w:rPr>
+            </w:pPr>
+            <w:r>
+              <w:rPr>
+                <w:rFonts w:cstheme="minorHAnsi"/>
+                <w:sz w:val="24"/>
+                <w:szCs w:val="24"/>
+              </w:rPr>
+              <w:t>Sequential read issue</w:t>
+            </w:r>
+          </w:p>
+        </w:tc>
+      </w:tr>
+      <w:tr>
+        <w:trPr>
+          <w:tblCellSpacing w:w="15" w:type="dxa"/>
+        </w:trPr>
+        <w:tc>
+          <w:tcPr>
+            <w:tcW w:w="0" w:type="auto"/>
+            <w:vAlign w:val="center"/>
+            <w:hideMark/>
+          </w:tcPr>
+          <w:p>
+            <w:pPr>
+              <w:pStyle w:val="ListParagraph"/>
+              <w:rPr>
+                <w:rFonts w:cstheme="minorHAnsi"/>
+                <w:sz w:val="24"/>
+                <w:szCs w:val="24"/>
+              </w:rPr>
+            </w:pPr>
+            <w:r>
+              <w:rPr>
+                <w:rFonts w:cstheme="minorHAnsi"/>
+                <w:b/>
+                <w:bCs/>
+                <w:sz w:val="24"/>
+                <w:szCs w:val="24"/>
+              </w:rPr>
+              <w:t>44</w:t>
+            </w:r>
+          </w:p>
+        </w:tc>
+        <w:tc>
+          <w:tcPr>
+            <w:tcW w:w="0" w:type="auto"/>
+            <w:vAlign w:val="center"/>
+            <w:hideMark/>
+          </w:tcPr>
+          <w:p>
+            <w:pPr>
+              <w:pStyle w:val="ListParagraph"/>
+              <w:rPr>
+                <w:rFonts w:cstheme="minorHAnsi"/>
+                <w:sz w:val="24"/>
+                <w:szCs w:val="24"/>
+              </w:rPr>
+            </w:pPr>
+            <w:r>
+              <w:rPr>
+                <w:rFonts w:cstheme="minorHAnsi"/>
+                <w:sz w:val="24"/>
+                <w:szCs w:val="24"/>
+              </w:rPr>
+              <w:t>Record Length Error</w:t>
+            </w:r>
+          </w:p>
+        </w:tc>
+        <w:tc>
+          <w:tcPr>
+            <w:tcW w:w="0" w:type="auto"/>
+            <w:vAlign w:val="center"/>
+            <w:hideMark/>
+          </w:tcPr>
+          <w:p>
+            <w:pPr>
+              <w:pStyle w:val="ListParagraph"/>
+              <w:rPr>
+                <w:rFonts w:cstheme="minorHAnsi"/>
+                <w:sz w:val="24"/>
+                <w:szCs w:val="24"/>
+              </w:rPr>
+            </w:pPr>
+            <w:r>
+              <w:rPr>
+                <w:rFonts w:cstheme="minorHAnsi"/>
+                <w:sz w:val="24"/>
+                <w:szCs w:val="24"/>
+              </w:rPr>
+              <w:t>Variable length mismatch</w:t>
+            </w:r>
+          </w:p>
+        </w:tc>
+      </w:tr>
+      <w:tr>
+        <w:trPr>
+          <w:tblCellSpacing w:w="15" w:type="dxa"/>
+        </w:trPr>
+        <w:tc>
+          <w:tcPr>
+            <w:tcW w:w="0" w:type="auto"/>
+            <w:vAlign w:val="center"/>
+            <w:hideMark/>
+          </w:tcPr>
+          <w:p>
+            <w:pPr>
+              <w:pStyle w:val="ListParagraph"/>
+              <w:rPr>
+                <w:rFonts w:cstheme="minorHAnsi"/>
+                <w:sz w:val="24"/>
+                <w:szCs w:val="24"/>
+              </w:rPr>
+            </w:pPr>
+            <w:r>
+              <w:rPr>
+                <w:rFonts w:cstheme="minorHAnsi"/>
+                <w:b/>
+                <w:bCs/>
+                <w:sz w:val="24"/>
+                <w:szCs w:val="24"/>
+              </w:rPr>
+              <w:t>92</w:t>
+            </w:r>
+          </w:p>
+        </w:tc>
+        <w:tc>
+          <w:tcPr>
+            <w:tcW w:w="0" w:type="auto"/>
+            <w:vAlign w:val="center"/>
+            <w:hideMark/>
+          </w:tcPr>
+          <w:p>
+            <w:pPr>
+              <w:pStyle w:val="ListParagraph"/>
+              <w:rPr>
+                <w:rFonts w:cstheme="minorHAnsi"/>
+                <w:sz w:val="24"/>
+                <w:szCs w:val="24"/>
+              </w:rPr>
+            </w:pPr>
+            <w:r>
+              <w:rPr>
+                <w:rFonts w:cstheme="minorHAnsi"/>
+                <w:sz w:val="24"/>
+                <w:szCs w:val="24"/>
+              </w:rPr>
+              <w:t>Logic Error</w:t>
+            </w:r>
+          </w:p>
+        </w:tc>
+        <w:tc>
+          <w:tcPr>
+            <w:tcW w:w="0" w:type="auto"/>
+            <w:vAlign w:val="center"/>
+            <w:hideMark/>
+          </w:tcPr>
+          <w:p>
+            <w:pPr>
+              <w:pStyle w:val="ListParagraph"/>
+              <w:rPr>
+                <w:rFonts w:cstheme="minorHAnsi"/>
+                <w:sz w:val="24"/>
+                <w:szCs w:val="24"/>
+              </w:rPr>
+            </w:pPr>
+            <w:r>
+              <w:rPr>
+                <w:rFonts w:cstheme="minorHAnsi"/>
+                <w:sz w:val="24"/>
+                <w:szCs w:val="24"/>
+              </w:rPr>
+              <w:t>Wrong sequence of operations</w:t>
+            </w:r>
+          </w:p>
+        </w:tc>
+      </w:tr>
+      <w:tr>
+        <w:trPr>
+          <w:tblCellSpacing w:w="15" w:type="dxa"/>
+        </w:trPr>
+        <w:tc>
+          <w:tcPr>
+            <w:tcW w:w="0" w:type="auto"/>
+            <w:vAlign w:val="center"/>
+            <w:hideMark/>
+          </w:tcPr>
+          <w:p>
+            <w:pPr>
+              <w:pStyle w:val="ListParagraph"/>
+              <w:rPr>
+                <w:rFonts w:cstheme="minorHAnsi"/>
+                <w:sz w:val="24"/>
+                <w:szCs w:val="24"/>
+              </w:rPr>
+            </w:pPr>
+            <w:r>
+              <w:rPr>
+                <w:rFonts w:cstheme="minorHAnsi"/>
+                <w:b/>
+                <w:bCs/>
+                <w:sz w:val="24"/>
+                <w:szCs w:val="24"/>
+              </w:rPr>
+              <w:t>93</w:t>
+            </w:r>
+          </w:p>
+        </w:tc>
+        <w:tc>
+          <w:tcPr>
+            <w:tcW w:w="0" w:type="auto"/>
+            <w:vAlign w:val="center"/>
+            <w:hideMark/>
+          </w:tcPr>
+          <w:p>
+            <w:pPr>
+              <w:pStyle w:val="ListParagraph"/>
+              <w:rPr>
+                <w:rFonts w:cstheme="minorHAnsi"/>
+                <w:sz w:val="24"/>
+                <w:szCs w:val="24"/>
+              </w:rPr>
+            </w:pPr>
+            <w:r>
+              <w:rPr>
+                <w:rFonts w:cstheme="minorHAnsi"/>
+                <w:sz w:val="24"/>
+                <w:szCs w:val="24"/>
+              </w:rPr>
+              <w:t>Resource Not Available</w:t>
+            </w:r>
+          </w:p>
+        </w:tc>
+        <w:tc>
+          <w:tcPr>
+            <w:tcW w:w="0" w:type="auto"/>
+            <w:vAlign w:val="center"/>
+            <w:hideMark/>
+          </w:tcPr>
+          <w:p>
+            <w:pPr>
+              <w:pStyle w:val="ListParagraph"/>
+              <w:rPr>
+                <w:rFonts w:cstheme="minorHAnsi"/>
+                <w:sz w:val="24"/>
+                <w:szCs w:val="24"/>
+              </w:rPr>
+            </w:pPr>
+            <w:r>
+              <w:rPr>
+                <w:rFonts w:cstheme="minorHAnsi"/>
+                <w:sz w:val="24"/>
+                <w:szCs w:val="24"/>
+              </w:rPr>
+              <w:t>File locked</w:t>
+            </w:r>
+          </w:p>
+        </w:tc>
+      </w:tr>
+      <w:tr>
+        <w:trPr>
+          <w:tblCellSpacing w:w="15" w:type="dxa"/>
+        </w:trPr>
+        <w:tc>
+          <w:tcPr>
+            <w:tcW w:w="0" w:type="auto"/>
+            <w:vAlign w:val="center"/>
+            <w:hideMark/>
+          </w:tcPr>
+          <w:p>
+            <w:pPr>
+              <w:pStyle w:val="ListParagraph"/>
+              <w:rPr>
+                <w:rFonts w:cstheme="minorHAnsi"/>
+                <w:sz w:val="24"/>
+                <w:szCs w:val="24"/>
+              </w:rPr>
+            </w:pPr>
+            <w:r>
+              <w:rPr>
+                <w:rFonts w:cstheme="minorHAnsi"/>
+                <w:b/>
+                <w:bCs/>
+                <w:sz w:val="24"/>
+                <w:szCs w:val="24"/>
+              </w:rPr>
+              <w:t>97</w:t>
+            </w:r>
+          </w:p>
+        </w:tc>
+        <w:tc>
+          <w:tcPr>
+            <w:tcW w:w="0" w:type="auto"/>
+            <w:vAlign w:val="center"/>
+            <w:hideMark/>
+          </w:tcPr>
+          <w:p>
+            <w:pPr>
+              <w:pStyle w:val="ListParagraph"/>
+              <w:rPr>
+                <w:rFonts w:cstheme="minorHAnsi"/>
+                <w:sz w:val="24"/>
+                <w:szCs w:val="24"/>
+              </w:rPr>
+            </w:pPr>
+            <w:r>
+              <w:rPr>
+                <w:rFonts w:cstheme="minorHAnsi"/>
+                <w:sz w:val="24"/>
+                <w:szCs w:val="24"/>
+              </w:rPr>
+              <w:t>File Not Closed Properly</w:t>
+            </w:r>
+          </w:p>
+        </w:tc>
+        <w:tc>
+          <w:tcPr>
+            <w:tcW w:w="0" w:type="auto"/>
+            <w:vAlign w:val="center"/>
+            <w:hideMark/>
+          </w:tcPr>
+          <w:p>
+            <w:pPr>
+              <w:pStyle w:val="ListParagraph"/>
+              <w:rPr>
+                <w:rFonts w:cstheme="minorHAnsi"/>
+                <w:sz w:val="24"/>
+                <w:szCs w:val="24"/>
+              </w:rPr>
+            </w:pPr>
+            <w:r>
+              <w:rPr>
+                <w:rFonts w:cstheme="minorHAnsi"/>
+                <w:sz w:val="24"/>
+                <w:szCs w:val="24"/>
+              </w:rPr>
+              <w:t>Previous run issue</w:t>
+            </w:r>
+          </w:p>
+        </w:tc>
+      </w:tr>
+    </w:tbl>
+    <w:p>
+      <w:pPr>
+        <w:pStyle w:val="ListParagraph"/>
+        <w:spacing w:after="0"/>
+        <w:rPr>
+          <w:rFonts w:cstheme="minorHAnsi"/>
+          <w:sz w:val="24"/>
+          <w:szCs w:val="24"/>
+        </w:rPr>
+      </w:pPr>
     </w:p>
     <w:p>
       <w:pPr>
@@ -22257,6 +23581,7 @@
   <w:style w:type="character" w:default="1" w:styleId="DefaultParagraphFont">
     <w:name w:val="Default Paragraph Font"/>
     <w:uiPriority w:val="1"/>
+    <w:semiHidden/>
     <w:unhideWhenUsed/>
   </w:style>
   <w:style w:type="table" w:default="1" w:styleId="TableNormal">
